--- a/Character Templates/MS-Word/Human/Human Rogue Template.docx
+++ b/Character Templates/MS-Word/Human/Human Rogue Template.docx
@@ -16,8 +16,8 @@
       <w:r>
         <w:rPr>
           <w:rFonts w:ascii="FlutedGermanica" w:hAnsi="FlutedGermanica"/>
-          <w:sz w:val="58"/>
-          <w:szCs w:val="58"/>
+          <w:sz w:val="56"/>
+          <w:szCs w:val="56"/>
         </w:rPr>
         <w:t>H</w:t>
       </w:r>
@@ -32,8 +32,8 @@
       <w:r>
         <w:rPr>
           <w:rFonts w:ascii="FlutedGermanica" w:hAnsi="FlutedGermanica"/>
-          <w:sz w:val="58"/>
-          <w:szCs w:val="58"/>
+          <w:sz w:val="56"/>
+          <w:szCs w:val="56"/>
         </w:rPr>
         <w:t>R</w:t>
       </w:r>
@@ -56,8 +56,8 @@
       <w:r>
         <w:rPr>
           <w:rFonts w:ascii="FlutedGermanica" w:hAnsi="FlutedGermanica"/>
-          <w:sz w:val="58"/>
-          <w:szCs w:val="58"/>
+          <w:sz w:val="56"/>
+          <w:szCs w:val="56"/>
         </w:rPr>
         <w:t>C</w:t>
       </w:r>
@@ -72,8 +72,8 @@
       <w:r>
         <w:rPr>
           <w:rFonts w:ascii="FlutedGermanica" w:hAnsi="FlutedGermanica"/>
-          <w:sz w:val="58"/>
-          <w:szCs w:val="58"/>
+          <w:sz w:val="56"/>
+          <w:szCs w:val="56"/>
         </w:rPr>
         <w:t>T</w:t>
       </w:r>
@@ -338,39 +338,60 @@
         <w:bidi w:val="0"/>
         <w:jc w:val="both"/>
         <w:rPr>
-          <w:sz w:val="22"/>
-          <w:szCs w:val="22"/>
+          <w:sz w:val="21"/>
+          <w:szCs w:val="21"/>
         </w:rPr>
       </w:pPr>
       <w:r>
         <w:rPr>
           <w:b/>
           <w:bCs/>
-          <w:sz w:val="22"/>
-          <w:szCs w:val="22"/>
+          <w:sz w:val="21"/>
+          <w:szCs w:val="21"/>
         </w:rPr>
         <w:t>Rogue</w:t>
       </w:r>
       <w:r>
         <w:rPr>
-          <w:sz w:val="22"/>
-          <w:szCs w:val="22"/>
-        </w:rPr>
-        <w:t xml:space="preserve">: Rogues are equally dexterous and deadly, bringing valuable skills to combat and exploration alike. Rogues deliver devastating sneak attacks to susceptible enemies. To perform a sneak attack, the rogue must spend inactive then succeed a </w:t>
+          <w:sz w:val="21"/>
+          <w:szCs w:val="21"/>
+        </w:rPr>
+        <w:t xml:space="preserve">: Rogues are equally dexterous and deadly, bringing valuable skills to combat and exploration alike. Rogues deliver devastating sneak attacks to susceptible enemies. To perform a sneak attack, the rogue must spend </w:t>
+      </w:r>
+      <w:r>
+        <w:rPr>
+          <w:sz w:val="21"/>
+          <w:szCs w:val="21"/>
+        </w:rPr>
+        <w:t>one</w:t>
+      </w:r>
+      <w:r>
+        <w:rPr>
+          <w:sz w:val="21"/>
+          <w:szCs w:val="21"/>
+        </w:rPr>
+        <w:t xml:space="preserve"> turn</w:t>
+      </w:r>
+      <w:r>
+        <w:rPr>
+          <w:sz w:val="21"/>
+          <w:szCs w:val="21"/>
+        </w:rPr>
+        <w:t xml:space="preserve"> inactive then succeed a </w:t>
       </w:r>
       <w:r>
         <w:rPr>
           <w:i/>
           <w:iCs/>
-          <w:sz w:val="22"/>
-          <w:szCs w:val="22"/>
+          <w:sz w:val="21"/>
+          <w:szCs w:val="21"/>
         </w:rPr>
         <w:t>dex</w:t>
       </w:r>
       <w:r>
         <w:rPr>
-          <w:sz w:val="22"/>
-          <w:szCs w:val="22"/>
+          <w:sz w:val="21"/>
+          <w:szCs w:val="21"/>
         </w:rPr>
         <w:t xml:space="preserve"> save. When successful then they produce a </w:t>
       </w:r>
@@ -378,15 +399,15 @@
         <w:rPr>
           <w:i/>
           <w:iCs/>
-          <w:sz w:val="22"/>
-          <w:szCs w:val="22"/>
+          <w:sz w:val="21"/>
+          <w:szCs w:val="21"/>
         </w:rPr>
         <w:t>6*level+1d6</w:t>
       </w:r>
       <w:r>
         <w:rPr>
-          <w:sz w:val="22"/>
-          <w:szCs w:val="22"/>
+          <w:sz w:val="21"/>
+          <w:szCs w:val="21"/>
         </w:rPr>
         <w:t xml:space="preserve"> damage otherwise they deliver a normal attack instead. When equipped with a ranged weapon, Rogues get a </w:t>
       </w:r>
@@ -394,15 +415,15 @@
         <w:rPr>
           <w:i/>
           <w:iCs/>
-          <w:sz w:val="22"/>
-          <w:szCs w:val="22"/>
+          <w:sz w:val="21"/>
+          <w:szCs w:val="21"/>
         </w:rPr>
         <w:t>+1</w:t>
       </w:r>
       <w:r>
         <w:rPr>
-          <w:sz w:val="22"/>
-          <w:szCs w:val="22"/>
+          <w:sz w:val="21"/>
+          <w:szCs w:val="21"/>
         </w:rPr>
         <w:t xml:space="preserve"> to their dex save when rolling for sneak attacking. Rogues get a </w:t>
       </w:r>
@@ -410,47 +431,93 @@
         <w:rPr>
           <w:i/>
           <w:iCs/>
-          <w:sz w:val="22"/>
-          <w:szCs w:val="22"/>
+          <w:sz w:val="21"/>
+          <w:szCs w:val="21"/>
         </w:rPr>
         <w:t>+1</w:t>
       </w:r>
       <w:r>
         <w:rPr>
-          <w:sz w:val="22"/>
-          <w:szCs w:val="22"/>
-        </w:rPr>
-        <w:t xml:space="preserve"> roll when searching, dealing with traps and picking locks. Starting at level 2, Rogues are able to use scrolls or wands with a proficiency of 1/2 their level. Though they require a successful magic save when using them, with the exception of revive scrolls which require 2 consecutive successful magic saves to use. Rogues get a </w:t>
+          <w:sz w:val="21"/>
+          <w:szCs w:val="21"/>
+        </w:rPr>
+        <w:t xml:space="preserve"> roll when searching, and picking locks, </w:t>
+      </w:r>
+      <w:r>
+        <w:rPr>
+          <w:sz w:val="21"/>
+          <w:szCs w:val="21"/>
+        </w:rPr>
+        <w:t>and +</w:t>
       </w:r>
       <w:r>
         <w:rPr>
           <w:i/>
           <w:iCs/>
-          <w:sz w:val="22"/>
-          <w:szCs w:val="22"/>
-        </w:rPr>
-        <w:t>+1</w:t>
-      </w:r>
-      <w:r>
-        <w:rPr>
-          <w:sz w:val="22"/>
-          <w:szCs w:val="22"/>
-        </w:rPr>
-        <w:t xml:space="preserve"> when rolling for combat order. Upon landing a critical attack, Rogues have a chance of delivering a fatal blow roll against </w:t>
+          <w:sz w:val="21"/>
+          <w:szCs w:val="21"/>
+        </w:rPr>
+        <w:t>2</w:t>
+      </w:r>
+      <w:r>
+        <w:rPr>
+          <w:sz w:val="21"/>
+          <w:szCs w:val="21"/>
+        </w:rPr>
+        <w:t xml:space="preserve"> when </w:t>
+      </w:r>
+      <w:r>
+        <w:rPr>
+          <w:sz w:val="21"/>
+          <w:szCs w:val="21"/>
+        </w:rPr>
+        <w:t xml:space="preserve">dealing with traps. Starting at level 2, Rogues are able to use scrolls or wands with a proficiency of 1/2 their level. Though they require a successful magic save when using them, with the exception of revive scrolls which require 2 consecutive successful magic saves to use. Rogues get a </w:t>
       </w:r>
       <w:r>
         <w:rPr>
           <w:i/>
           <w:iCs/>
-          <w:sz w:val="22"/>
-          <w:szCs w:val="22"/>
+          <w:sz w:val="21"/>
+          <w:szCs w:val="21"/>
+        </w:rPr>
+        <w:t>+1</w:t>
+      </w:r>
+      <w:r>
+        <w:rPr>
+          <w:sz w:val="21"/>
+          <w:szCs w:val="21"/>
+        </w:rPr>
+        <w:t xml:space="preserve"> when rolling for combat order. Upon landing a critical attack, Rogues have a chance of delivering a fatal blow roll against </w:t>
+      </w:r>
+      <w:r>
+        <w:rPr>
+          <w:i/>
+          <w:iCs/>
+          <w:sz w:val="21"/>
+          <w:szCs w:val="21"/>
         </w:rPr>
         <w:t>monster_hp_dice - level</w:t>
       </w:r>
       <w:r>
         <w:rPr>
-          <w:sz w:val="22"/>
-          <w:szCs w:val="22"/>
+          <w:sz w:val="21"/>
+          <w:szCs w:val="21"/>
+        </w:rPr>
+        <w:t xml:space="preserve">, if the attack succeeds, you have defeated your opponent. If it fails, it will still inflict normal damage. When you roll a critical attack against non boss-enemies roll against </w:t>
+      </w:r>
+      <w:r>
+        <w:rPr>
+          <w:i/>
+          <w:iCs/>
+          <w:sz w:val="21"/>
+          <w:szCs w:val="21"/>
+        </w:rPr>
+        <w:t>(monster_hp_dice - character_level)</w:t>
+      </w:r>
+      <w:r>
+        <w:rPr>
+          <w:sz w:val="21"/>
+          <w:szCs w:val="21"/>
         </w:rPr>
         <w:t>, if the attack succeeds, you have defeated your opponent. If it fails, it will still inflict normal damage.</w:t>
       </w:r>
@@ -496,21 +563,28 @@
           <w:sz w:val="22"/>
           <w:szCs w:val="22"/>
         </w:rPr>
-        <w:t xml:space="preserve">: Humans are set apart by their sheer willpower. Humans manifest their determination and sheer force of will in the form of re-roll dice which allow them to change the roll of any dice, at any moment in the game, for any reason. This re-roll can apply to any roll, but changes a single </w:t>
+        <w:t xml:space="preserve">: </w:t>
+      </w:r>
+      <w:r>
+        <w:rPr>
+          <w:sz w:val="21"/>
+          <w:szCs w:val="21"/>
+        </w:rPr>
+        <w:t xml:space="preserve">Humans are set apart by their sheer willpower. Humans manifest their determination and sheer force of will in the form of re-roll dice which allow them to change the roll of any dice, at any moment in the game, for any reason. This re-roll can apply to any roll, but changes a single </w:t>
       </w:r>
       <w:r>
         <w:rPr>
           <w:i/>
           <w:iCs/>
-          <w:sz w:val="22"/>
-          <w:szCs w:val="22"/>
+          <w:sz w:val="21"/>
+          <w:szCs w:val="21"/>
         </w:rPr>
         <w:t>d6</w:t>
       </w:r>
       <w:r>
         <w:rPr>
-          <w:sz w:val="22"/>
-          <w:szCs w:val="22"/>
+          <w:sz w:val="21"/>
+          <w:szCs w:val="21"/>
         </w:rPr>
         <w:t xml:space="preserve">, expending an additional re-roll dice for each </w:t>
       </w:r>
@@ -518,15 +592,15 @@
         <w:rPr>
           <w:i/>
           <w:iCs/>
-          <w:sz w:val="22"/>
-          <w:szCs w:val="22"/>
+          <w:sz w:val="21"/>
+          <w:szCs w:val="21"/>
         </w:rPr>
         <w:t>d6</w:t>
       </w:r>
       <w:r>
         <w:rPr>
-          <w:sz w:val="22"/>
-          <w:szCs w:val="22"/>
+          <w:sz w:val="21"/>
+          <w:szCs w:val="21"/>
         </w:rPr>
         <w:t xml:space="preserve"> result you wish to re-roll. They initially start with 1 re-roll dice, but get an additional dice every two levels. Resting recovers 1 re-roll dice, while returning to the surface recovers all. Humans can expend one of their re-roll dice to cure ANY status ailment. When a human HP goes down to </w:t>
       </w:r>
@@ -534,15 +608,15 @@
         <w:rPr>
           <w:i/>
           <w:iCs/>
-          <w:sz w:val="22"/>
-          <w:szCs w:val="22"/>
+          <w:sz w:val="21"/>
+          <w:szCs w:val="21"/>
         </w:rPr>
         <w:t>0</w:t>
       </w:r>
       <w:r>
         <w:rPr>
-          <w:sz w:val="22"/>
-          <w:szCs w:val="22"/>
+          <w:sz w:val="21"/>
+          <w:szCs w:val="21"/>
         </w:rPr>
         <w:t xml:space="preserve">, they can expend </w:t>
       </w:r>
@@ -550,15 +624,15 @@
         <w:rPr>
           <w:i/>
           <w:iCs/>
-          <w:sz w:val="22"/>
-          <w:szCs w:val="22"/>
+          <w:sz w:val="21"/>
+          <w:szCs w:val="21"/>
         </w:rPr>
         <w:t>1</w:t>
       </w:r>
       <w:r>
         <w:rPr>
-          <w:sz w:val="22"/>
-          <w:szCs w:val="22"/>
+          <w:sz w:val="21"/>
+          <w:szCs w:val="21"/>
         </w:rPr>
         <w:t xml:space="preserve"> re-roll dice to recover </w:t>
       </w:r>
@@ -566,15 +640,15 @@
         <w:rPr>
           <w:i/>
           <w:iCs/>
-          <w:sz w:val="22"/>
-          <w:szCs w:val="22"/>
+          <w:sz w:val="21"/>
+          <w:szCs w:val="21"/>
         </w:rPr>
         <w:t>1d6</w:t>
       </w:r>
       <w:r>
         <w:rPr>
-          <w:sz w:val="22"/>
-          <w:szCs w:val="22"/>
+          <w:sz w:val="21"/>
+          <w:szCs w:val="21"/>
         </w:rPr>
         <w:t xml:space="preserve"> HP (they can choose to expend more dice to get additional </w:t>
       </w:r>
@@ -582,15 +656,15 @@
         <w:rPr>
           <w:i/>
           <w:iCs/>
-          <w:sz w:val="22"/>
-          <w:szCs w:val="22"/>
+          <w:sz w:val="21"/>
+          <w:szCs w:val="21"/>
         </w:rPr>
         <w:t>d6</w:t>
       </w:r>
       <w:r>
         <w:rPr>
-          <w:sz w:val="22"/>
-          <w:szCs w:val="22"/>
+          <w:sz w:val="21"/>
+          <w:szCs w:val="21"/>
         </w:rPr>
         <w:t xml:space="preserve"> HP). While they have no save bonuses or penalties, when they save a roll of </w:t>
       </w:r>
@@ -598,15 +672,15 @@
         <w:rPr>
           <w:i/>
           <w:iCs/>
-          <w:sz w:val="22"/>
-          <w:szCs w:val="22"/>
+          <w:sz w:val="21"/>
+          <w:szCs w:val="21"/>
         </w:rPr>
         <w:t>6</w:t>
       </w:r>
       <w:r>
         <w:rPr>
-          <w:sz w:val="22"/>
-          <w:szCs w:val="22"/>
+          <w:sz w:val="21"/>
+          <w:szCs w:val="21"/>
         </w:rPr>
         <w:t xml:space="preserve">, they have </w:t>
       </w:r>
@@ -614,15 +688,15 @@
         <w:rPr>
           <w:i/>
           <w:iCs/>
-          <w:sz w:val="22"/>
-          <w:szCs w:val="22"/>
+          <w:sz w:val="21"/>
+          <w:szCs w:val="21"/>
         </w:rPr>
         <w:t>+1</w:t>
       </w:r>
       <w:r>
         <w:rPr>
-          <w:sz w:val="22"/>
-          <w:szCs w:val="22"/>
+          <w:sz w:val="21"/>
+          <w:szCs w:val="21"/>
         </w:rPr>
         <w:t xml:space="preserve"> to saves of that nature until the encounter or event is over. When a Human lands a critical attack, they inspire the party and for the rest of the round other characters add </w:t>
       </w:r>
@@ -630,15 +704,15 @@
         <w:rPr>
           <w:i/>
           <w:iCs/>
-          <w:sz w:val="22"/>
-          <w:szCs w:val="22"/>
+          <w:sz w:val="21"/>
+          <w:szCs w:val="21"/>
         </w:rPr>
         <w:t>+1</w:t>
       </w:r>
       <w:r>
         <w:rPr>
-          <w:sz w:val="22"/>
-          <w:szCs w:val="22"/>
+          <w:sz w:val="21"/>
+          <w:szCs w:val="21"/>
         </w:rPr>
         <w:t xml:space="preserve"> to as many die as its character level.</w:t>
       </w:r>
@@ -677,16 +751,16 @@
               <w:rPr>
                 <w:b/>
                 <w:bCs/>
-                <w:sz w:val="22"/>
-                <w:szCs w:val="22"/>
+                <w:sz w:val="21"/>
+                <w:szCs w:val="21"/>
               </w:rPr>
             </w:pPr>
             <w:r>
               <w:rPr>
                 <w:b/>
                 <w:bCs/>
-                <w:sz w:val="22"/>
-                <w:szCs w:val="22"/>
+                <w:sz w:val="21"/>
+                <w:szCs w:val="21"/>
               </w:rPr>
               <w:t>Saves</w:t>
             </w:r>
@@ -706,30 +780,30 @@
               <w:bidi w:val="0"/>
               <w:jc w:val="center"/>
               <w:rPr>
-                <w:sz w:val="22"/>
-                <w:szCs w:val="22"/>
+                <w:sz w:val="21"/>
+                <w:szCs w:val="21"/>
               </w:rPr>
             </w:pPr>
             <w:r>
               <w:rPr>
                 <w:i/>
                 <w:iCs/>
-                <w:sz w:val="22"/>
-                <w:szCs w:val="22"/>
+                <w:sz w:val="21"/>
+                <w:szCs w:val="21"/>
               </w:rPr>
               <w:t>Body</w:t>
             </w:r>
             <w:r>
               <w:rPr>
-                <w:sz w:val="22"/>
-                <w:szCs w:val="22"/>
+                <w:sz w:val="21"/>
+                <w:szCs w:val="21"/>
               </w:rPr>
               <w:t xml:space="preserve">: </w:t>
             </w:r>
             <w:r>
               <w:rPr>
-                <w:sz w:val="22"/>
-                <w:szCs w:val="22"/>
+                <w:sz w:val="21"/>
+                <w:szCs w:val="21"/>
               </w:rPr>
               <w:t>4</w:t>
             </w:r>
@@ -746,16 +820,16 @@
               <w:bidi w:val="0"/>
               <w:jc w:val="center"/>
               <w:rPr>
-                <w:sz w:val="22"/>
-                <w:szCs w:val="22"/>
+                <w:sz w:val="21"/>
+                <w:szCs w:val="21"/>
               </w:rPr>
             </w:pPr>
             <w:r>
               <w:rPr>
                 <w:i/>
                 <w:iCs/>
-                <w:sz w:val="22"/>
-                <w:szCs w:val="22"/>
+                <w:sz w:val="21"/>
+                <w:szCs w:val="21"/>
               </w:rPr>
               <w:t>De</w:t>
             </w:r>
@@ -763,22 +837,22 @@
               <w:rPr>
                 <w:i/>
                 <w:iCs/>
-                <w:sz w:val="22"/>
-                <w:szCs w:val="22"/>
+                <w:sz w:val="21"/>
+                <w:szCs w:val="21"/>
               </w:rPr>
               <w:t>x</w:t>
             </w:r>
             <w:r>
               <w:rPr>
-                <w:sz w:val="22"/>
-                <w:szCs w:val="22"/>
+                <w:sz w:val="21"/>
+                <w:szCs w:val="21"/>
               </w:rPr>
               <w:t xml:space="preserve">: </w:t>
             </w:r>
             <w:r>
               <w:rPr>
-                <w:sz w:val="22"/>
-                <w:szCs w:val="22"/>
+                <w:sz w:val="21"/>
+                <w:szCs w:val="21"/>
               </w:rPr>
               <w:t>4</w:t>
             </w:r>
@@ -795,30 +869,30 @@
               <w:bidi w:val="0"/>
               <w:jc w:val="center"/>
               <w:rPr>
-                <w:sz w:val="22"/>
-                <w:szCs w:val="22"/>
+                <w:sz w:val="21"/>
+                <w:szCs w:val="21"/>
               </w:rPr>
             </w:pPr>
             <w:r>
               <w:rPr>
                 <w:i/>
                 <w:iCs/>
-                <w:sz w:val="22"/>
-                <w:szCs w:val="22"/>
+                <w:sz w:val="21"/>
+                <w:szCs w:val="21"/>
               </w:rPr>
               <w:t>Magic</w:t>
             </w:r>
             <w:r>
               <w:rPr>
-                <w:sz w:val="22"/>
-                <w:szCs w:val="22"/>
+                <w:sz w:val="21"/>
+                <w:szCs w:val="21"/>
               </w:rPr>
               <w:t xml:space="preserve">: </w:t>
             </w:r>
             <w:r>
               <w:rPr>
-                <w:sz w:val="22"/>
-                <w:szCs w:val="22"/>
+                <w:sz w:val="21"/>
+                <w:szCs w:val="21"/>
               </w:rPr>
               <w:t>4</w:t>
             </w:r>
@@ -832,37 +906,34 @@
         <w:bidi w:val="0"/>
         <w:jc w:val="center"/>
         <w:rPr>
-          <w:i/>
+          <w:sz w:val="21"/>
+          <w:szCs w:val="21"/>
+        </w:rPr>
+      </w:pPr>
+      <w:r>
+        <w:rPr>
           <w:i/>
           <w:iCs/>
-          <w:sz w:val="22"/>
-          <w:szCs w:val="22"/>
-        </w:rPr>
-      </w:pPr>
+          <w:sz w:val="21"/>
+          <w:szCs w:val="21"/>
+        </w:rPr>
+        <w:t>Roll against the value above</w:t>
+      </w:r>
       <w:r>
         <w:rPr>
           <w:i/>
           <w:iCs/>
-          <w:sz w:val="22"/>
-          <w:szCs w:val="22"/>
-        </w:rPr>
-        <w:t>Roll against the value above</w:t>
+          <w:sz w:val="21"/>
+          <w:szCs w:val="21"/>
+        </w:rPr>
+        <w:t xml:space="preserve">. </w:t>
       </w:r>
       <w:r>
         <w:rPr>
           <w:i/>
           <w:iCs/>
-          <w:sz w:val="22"/>
-          <w:szCs w:val="22"/>
-        </w:rPr>
-        <w:t xml:space="preserve">. </w:t>
-      </w:r>
-      <w:r>
-        <w:rPr>
-          <w:i/>
-          <w:iCs/>
-          <w:sz w:val="22"/>
-          <w:szCs w:val="22"/>
+          <w:sz w:val="21"/>
+          <w:szCs w:val="21"/>
         </w:rPr>
         <w:t>Should you find something that alters your saves then modify accordingly.</w:t>
       </w:r>
@@ -873,89 +944,72 @@
         <w:bidi w:val="0"/>
         <w:jc w:val="start"/>
         <w:rPr>
-          <w:sz w:val="12"/>
-          <w:szCs w:val="12"/>
-        </w:rPr>
-      </w:pPr>
-      <w:r>
-        <w:rPr>
-          <w:sz w:val="12"/>
-          <w:szCs w:val="12"/>
-        </w:rPr>
-      </w:r>
-    </w:p>
-    <w:p>
-      <w:pPr>
-        <w:pStyle w:val="Normal"/>
-        <w:bidi w:val="0"/>
-        <w:jc w:val="start"/>
-        <w:rPr>
-          <w:sz w:val="22"/>
-          <w:szCs w:val="22"/>
+          <w:sz w:val="21"/>
+          <w:szCs w:val="21"/>
         </w:rPr>
       </w:pPr>
       <w:r>
         <w:rPr>
           <w:b/>
           <w:bCs/>
-          <w:sz w:val="22"/>
-          <w:szCs w:val="22"/>
+          <w:sz w:val="21"/>
+          <w:szCs w:val="21"/>
         </w:rPr>
         <w:t xml:space="preserve">Equipment - </w:t>
       </w:r>
       <w:r>
         <w:rPr>
-          <w:sz w:val="22"/>
-          <w:szCs w:val="22"/>
+          <w:sz w:val="21"/>
+          <w:szCs w:val="21"/>
         </w:rPr>
         <w:t xml:space="preserve">A human </w:t>
       </w:r>
       <w:r>
         <w:rPr>
-          <w:sz w:val="22"/>
-          <w:szCs w:val="22"/>
+          <w:sz w:val="21"/>
+          <w:szCs w:val="21"/>
         </w:rPr>
         <w:t>Rogue</w:t>
       </w:r>
       <w:r>
         <w:rPr>
-          <w:sz w:val="22"/>
-          <w:szCs w:val="22"/>
+          <w:sz w:val="21"/>
+          <w:szCs w:val="21"/>
         </w:rPr>
         <w:t xml:space="preserve"> is a</w:t>
       </w:r>
       <w:r>
         <w:rPr>
-          <w:sz w:val="22"/>
-          <w:szCs w:val="22"/>
+          <w:sz w:val="21"/>
+          <w:szCs w:val="21"/>
         </w:rPr>
         <w:t xml:space="preserve">ble to use any weapon &amp; </w:t>
       </w:r>
       <w:r>
         <w:rPr>
-          <w:sz w:val="22"/>
-          <w:szCs w:val="22"/>
+          <w:sz w:val="21"/>
+          <w:szCs w:val="21"/>
         </w:rPr>
         <w:t xml:space="preserve">all </w:t>
       </w:r>
       <w:r>
         <w:rPr>
-          <w:sz w:val="22"/>
-          <w:szCs w:val="22"/>
+          <w:sz w:val="21"/>
+          <w:szCs w:val="21"/>
         </w:rPr>
         <w:t xml:space="preserve">armor </w:t>
       </w:r>
       <w:r>
         <w:rPr>
-          <w:sz w:val="22"/>
-          <w:szCs w:val="22"/>
+          <w:sz w:val="21"/>
+          <w:szCs w:val="21"/>
         </w:rPr>
         <w:t>it can find except for plate</w:t>
       </w:r>
       <w:r>
         <w:rPr>
-          <w:sz w:val="22"/>
-          <w:szCs w:val="22"/>
+          <w:sz w:val="21"/>
+          <w:szCs w:val="21"/>
         </w:rPr>
         <w:t>.</w:t>
       </w:r>
